--- a/Myeisha_Cheek_CoverLetter_NewBusinessIntake_Akerman.docx
+++ b/Myeisha_Cheek_CoverLetter_NewBusinessIntake_Akerman.docx
@@ -4,13 +4,14 @@
   <w:body>
     <w:p>
       <w:pPr>
-        <w:spacing w:after="0" w:before="0"/>
+        <w:spacing w:before="0" w:after="40"/>
         <w:jc w:val="center"/>
       </w:pPr>
       <w:r>
         <w:rPr>
           <w:rFonts w:ascii="Times New Roman" w:hAnsi="Times New Roman"/>
           <w:b/>
+          <w:color w:val="000000"/>
           <w:sz w:val="32"/>
         </w:rPr>
         <w:t>MYEISHA L. CHEEK</w:t>
@@ -18,12 +19,14 @@
     </w:p>
     <w:p>
       <w:pPr>
-        <w:spacing w:after="80" w:before="0"/>
+        <w:spacing w:before="0" w:after="60"/>
+        <w:jc w:val="left"/>
       </w:pPr>
       <w:r>
         <w:rPr>
           <w:rFonts w:ascii="Times New Roman" w:hAnsi="Times New Roman"/>
           <w:b w:val="0"/>
+          <w:color w:val="000000"/>
           <w:sz w:val="24"/>
         </w:rPr>
         <w:t>Charlotte, NC 28273 | 864-398-3096 | myeishacheek05@gmail.com | linkedin.com/in/myeisha-cheek-</w:t>
@@ -31,24 +34,22 @@
     </w:p>
     <w:p>
       <w:pPr>
-        <w:spacing w:after="0" w:before="80"/>
+        <w:spacing w:before="40" w:after="40"/>
+        <w:pBdr>
+          <w:bottom w:val="single" w:sz="6" w:space="1" w:color="000000"/>
+        </w:pBdr>
       </w:pPr>
-      <w:r>
-        <w:rPr>
-          <w:rFonts w:ascii="Times New Roman" w:hAnsi="Times New Roman"/>
-          <w:sz w:val="16"/>
-        </w:rPr>
-        <w:t>________________________________________________________________________</w:t>
-      </w:r>
     </w:p>
     <w:p>
       <w:pPr>
-        <w:spacing w:after="80" w:before="0"/>
+        <w:spacing w:before="0" w:after="60"/>
+        <w:jc w:val="left"/>
       </w:pPr>
       <w:r>
         <w:rPr>
           <w:rFonts w:ascii="Times New Roman" w:hAnsi="Times New Roman"/>
           <w:b w:val="0"/>
+          <w:color w:val="000000"/>
           <w:sz w:val="24"/>
         </w:rPr>
         <w:t>Dear Hiring Manager,</w:t>
@@ -56,12 +57,14 @@
     </w:p>
     <w:p>
       <w:pPr>
-        <w:spacing w:after="80" w:before="0"/>
+        <w:spacing w:before="0" w:after="60"/>
+        <w:jc w:val="left"/>
       </w:pPr>
       <w:r>
         <w:rPr>
           <w:rFonts w:ascii="Times New Roman" w:hAnsi="Times New Roman"/>
           <w:b w:val="0"/>
+          <w:color w:val="000000"/>
           <w:sz w:val="24"/>
         </w:rPr>
         <w:t>I am writing to express my interest in the New Business Intake Analyst position at Akerman. With over five years of experience in law firm environments and a current role as a Client Intake Coordinator, I am well prepared to contribute to your New Business Intake Department from day one.</w:t>
@@ -69,12 +72,14 @@
     </w:p>
     <w:p>
       <w:pPr>
-        <w:spacing w:after="80" w:before="0"/>
+        <w:spacing w:before="0" w:after="60"/>
+        <w:jc w:val="left"/>
       </w:pPr>
       <w:r>
         <w:rPr>
           <w:rFonts w:ascii="Times New Roman" w:hAnsi="Times New Roman"/>
           <w:b w:val="0"/>
+          <w:color w:val="000000"/>
           <w:sz w:val="24"/>
         </w:rPr>
         <w:t>In my current position at Cattie and Gonzalez, PLLC, I manage the full client intake workflow for a law firm. I review intake forms and supporting documentation for accuracy and completeness, enter and maintain client and matter data in Litify across firm systems, and communicate directly with attorneys and legal staff regarding outstanding documentation and intake status. I track the intake queue, follow up on outstanding requests, and ensure all required materials are in place before matters are opened. This work requires a high level of accuracy, attention to detail, and the ability to process requests efficiently under tight deadlines.</w:t>
@@ -82,12 +87,14 @@
     </w:p>
     <w:p>
       <w:pPr>
-        <w:spacing w:after="80" w:before="0"/>
+        <w:spacing w:before="0" w:after="60"/>
+        <w:jc w:val="left"/>
       </w:pPr>
       <w:r>
         <w:rPr>
           <w:rFonts w:ascii="Times New Roman" w:hAnsi="Times New Roman"/>
           <w:b w:val="0"/>
+          <w:color w:val="000000"/>
           <w:sz w:val="24"/>
         </w:rPr>
         <w:t>Prior to this role, I worked as a Litigation Paralegal at the Department of Social Services and as a Juvenile Drug Court Program Coordinator, both of which required careful records management, data entry, and coordination with attorneys and legal staff across multiple active matters. I understand how important it is to get intake right — errors at the intake stage create problems throughout the life of a matter — and I take that responsibility seriously.</w:t>
@@ -95,12 +102,14 @@
     </w:p>
     <w:p>
       <w:pPr>
-        <w:spacing w:after="80" w:before="0"/>
+        <w:spacing w:before="0" w:after="60"/>
+        <w:jc w:val="left"/>
       </w:pPr>
       <w:r>
         <w:rPr>
           <w:rFonts w:ascii="Times New Roman" w:hAnsi="Times New Roman"/>
           <w:b w:val="0"/>
+          <w:color w:val="000000"/>
           <w:sz w:val="24"/>
         </w:rPr>
         <w:t>I am comfortable working independently, managing a high-volume queue, and adapting quickly to firm systems and processes. I type 65+ WPM and am proficient in Microsoft Office Suite, Litify, and Adobe Acrobat. I am also currently completing a Master of Legal Studies at Wake Forest University School of Law.</w:t>
@@ -108,12 +117,14 @@
     </w:p>
     <w:p>
       <w:pPr>
-        <w:spacing w:after="80" w:before="0"/>
+        <w:spacing w:before="0" w:after="60"/>
+        <w:jc w:val="left"/>
       </w:pPr>
       <w:r>
         <w:rPr>
           <w:rFonts w:ascii="Times New Roman" w:hAnsi="Times New Roman"/>
           <w:b w:val="0"/>
+          <w:color w:val="000000"/>
           <w:sz w:val="24"/>
         </w:rPr>
         <w:t>I would welcome the opportunity to bring my intake experience and attention to detail to Akerman's New Business Intake team. Thank you for your consideration.</w:t>
@@ -121,12 +132,14 @@
     </w:p>
     <w:p>
       <w:pPr>
-        <w:spacing w:after="80" w:before="0"/>
+        <w:spacing w:before="0" w:after="60"/>
+        <w:jc w:val="left"/>
       </w:pPr>
       <w:r>
         <w:rPr>
           <w:rFonts w:ascii="Times New Roman" w:hAnsi="Times New Roman"/>
           <w:b w:val="0"/>
+          <w:color w:val="000000"/>
           <w:sz w:val="24"/>
         </w:rPr>
         <w:t>Sincerely,</w:t>
@@ -134,12 +147,14 @@
     </w:p>
     <w:p>
       <w:pPr>
-        <w:spacing w:after="80" w:before="0"/>
+        <w:spacing w:before="0" w:after="60"/>
+        <w:jc w:val="left"/>
       </w:pPr>
       <w:r>
         <w:rPr>
           <w:rFonts w:ascii="Times New Roman" w:hAnsi="Times New Roman"/>
           <w:b w:val="0"/>
+          <w:color w:val="000000"/>
           <w:sz w:val="24"/>
         </w:rPr>
         <w:t>Myeisha L. Cheek</w:t>
@@ -518,8 +533,12 @@
     <w:name w:val="Normal"/>
     <w:qFormat/>
     <w:rsid w:val="00FC693F"/>
+    <w:pPr>
+      <w:spacing w:after="0" w:before="0"/>
+    </w:pPr>
     <w:rPr>
       <w:rFonts w:ascii="Times New Roman" w:hAnsi="Times New Roman"/>
+      <w:color w:val="000000"/>
       <w:sz w:val="24"/>
     </w:rPr>
   </w:style>

--- a/Myeisha_Cheek_CoverLetter_NewBusinessIntake_Akerman.docx
+++ b/Myeisha_Cheek_CoverLetter_NewBusinessIntake_Akerman.docx
@@ -52,6 +52,66 @@
           <w:color w:val="000000"/>
           <w:sz w:val="24"/>
         </w:rPr>
+        <w:t>June 30, 2026</w:t>
+      </w:r>
+    </w:p>
+    <w:p>
+      <w:pPr>
+        <w:spacing w:before="0" w:after="60"/>
+        <w:jc w:val="left"/>
+      </w:pPr>
+      <w:r>
+        <w:rPr>
+          <w:rFonts w:ascii="Times New Roman" w:hAnsi="Times New Roman"/>
+          <w:b w:val="0"/>
+          <w:color w:val="000000"/>
+          <w:sz w:val="24"/>
+        </w:rPr>
+        <w:t>Hiring Manager</w:t>
+      </w:r>
+    </w:p>
+    <w:p>
+      <w:pPr>
+        <w:spacing w:before="0" w:after="60"/>
+        <w:jc w:val="left"/>
+      </w:pPr>
+      <w:r>
+        <w:rPr>
+          <w:rFonts w:ascii="Times New Roman" w:hAnsi="Times New Roman"/>
+          <w:b w:val="0"/>
+          <w:color w:val="000000"/>
+          <w:sz w:val="24"/>
+        </w:rPr>
+        <w:t>Akerman LLP</w:t>
+      </w:r>
+    </w:p>
+    <w:p>
+      <w:pPr>
+        <w:spacing w:before="0" w:after="60"/>
+        <w:jc w:val="left"/>
+      </w:pPr>
+      <w:r>
+        <w:rPr>
+          <w:rFonts w:ascii="Times New Roman" w:hAnsi="Times New Roman"/>
+          <w:b w:val="0"/>
+          <w:color w:val="000000"/>
+          <w:sz w:val="24"/>
+        </w:rPr>
+        <w:t>Charlotte, NC 28280</w:t>
+      </w:r>
+    </w:p>
+    <w:p>
+      <w:pPr>
+        <w:spacing w:before="0" w:after="60"/>
+        <w:jc w:val="left"/>
+      </w:pPr>
+      <w:r>
+        <w:rPr>
+          <w:rFonts w:ascii="Times New Roman" w:hAnsi="Times New Roman"/>
+          <w:b w:val="0"/>
+          <w:color w:val="000000"/>
+          <w:sz w:val="24"/>
+        </w:rPr>
         <w:t>Dear Hiring Manager,</w:t>
       </w:r>
     </w:p>
@@ -67,7 +127,7 @@
           <w:color w:val="000000"/>
           <w:sz w:val="24"/>
         </w:rPr>
-        <w:t>I am writing to express my interest in the New Business Intake Analyst position at Akerman. With over five years of experience in law firm environments and a current role as a Client Intake Coordinator, I am well prepared to contribute to your New Business Intake Department from day one.</w:t>
+        <w:t>I am writing to apply for the New Business Intake Analyst position in Akerman's New Business Intake Department. With over five years of experience in law firm environments and a current role as a Client Intake Coordinator, I am well prepared to contribute to your team and support the accurate, efficient processing of new business intake requests from day one.</w:t>
       </w:r>
     </w:p>
     <w:p>
@@ -82,7 +142,7 @@
           <w:color w:val="000000"/>
           <w:sz w:val="24"/>
         </w:rPr>
-        <w:t>In my current position at Cattie and Gonzalez, PLLC, I manage the full client intake workflow for a law firm. I review intake forms and supporting documentation for accuracy and completeness, enter and maintain client and matter data in Litify across firm systems, and communicate directly with attorneys and legal staff regarding outstanding documentation and intake status. I track the intake queue, follow up on outstanding requests, and ensure all required materials are in place before matters are opened. This work requires a high level of accuracy, attention to detail, and the ability to process requests efficiently under tight deadlines.</w:t>
+        <w:t>In my current position at Cattie and Gonzalez, PLLC, I manage the full client intake workflow for a law firm. I review intake forms and supporting documentation for accuracy and completeness, enter and maintain client and matter data in Litify across firm systems, and communicate directly with attorneys and legal staff regarding outstanding documentation and intake status. I track the intake queue, follow up on outstanding requests, and ensure all required materials are in place before matters are opened. I understand how critical it is to get intake right — errors at this stage create problems throughout the entire life of a matter — and I take that responsibility seriously.</w:t>
       </w:r>
     </w:p>
     <w:p>
@@ -97,7 +157,7 @@
           <w:color w:val="000000"/>
           <w:sz w:val="24"/>
         </w:rPr>
-        <w:t>Prior to this role, I worked as a Litigation Paralegal at the Department of Social Services and as a Juvenile Drug Court Program Coordinator, both of which required careful records management, data entry, and coordination with attorneys and legal staff across multiple active matters. I understand how important it is to get intake right — errors at the intake stage create problems throughout the life of a matter — and I take that responsibility seriously.</w:t>
+        <w:t>Prior to this role, I worked as a Litigation Paralegal at the Department of Social Services and as a Juvenile Drug Court Program Coordinator, both of which required careful records management, data entry, and coordination with attorneys and legal staff across multiple active matters. These roles strengthened my ability to process high volumes of information accurately and efficiently under tight deadlines.</w:t>
       </w:r>
     </w:p>
     <w:p>
@@ -112,7 +172,7 @@
           <w:color w:val="000000"/>
           <w:sz w:val="24"/>
         </w:rPr>
-        <w:t>I am comfortable working independently, managing a high-volume queue, and adapting quickly to firm systems and processes. I type 65+ WPM and am proficient in Microsoft Office Suite, Litify, and Adobe Acrobat. I am also currently completing a Master of Legal Studies at Wake Forest University School of Law.</w:t>
+        <w:t>I type 65+ WPM, am proficient in Microsoft Office Suite, Litify, and Adobe Acrobat, and am comfortable working independently or as part of a larger team. I am also completing a Master of Legal Studies at Wake Forest University School of Law. My salary requirements are in the range of $55,000–$65,000, and I would welcome the opportunity to discuss how my experience aligns with Akerman's needs.</w:t>
       </w:r>
     </w:p>
     <w:p>
@@ -127,7 +187,7 @@
           <w:color w:val="000000"/>
           <w:sz w:val="24"/>
         </w:rPr>
-        <w:t>I would welcome the opportunity to bring my intake experience and attention to detail to Akerman's New Business Intake team. Thank you for your consideration.</w:t>
+        <w:t>Thank you for your consideration. I look forward to speaking with you.</w:t>
       </w:r>
     </w:p>
     <w:p>
@@ -158,6 +218,21 @@
           <w:sz w:val="24"/>
         </w:rPr>
         <w:t>Myeisha L. Cheek</w:t>
+      </w:r>
+    </w:p>
+    <w:p>
+      <w:pPr>
+        <w:spacing w:before="0" w:after="60"/>
+        <w:jc w:val="left"/>
+      </w:pPr>
+      <w:r>
+        <w:rPr>
+          <w:rFonts w:ascii="Times New Roman" w:hAnsi="Times New Roman"/>
+          <w:b w:val="0"/>
+          <w:color w:val="000000"/>
+          <w:sz w:val="24"/>
+        </w:rPr>
+        <w:t>864-398-3096 | myeishacheek05@gmail.com</w:t>
       </w:r>
     </w:p>
     <w:sectPr>

--- a/Myeisha_Cheek_CoverLetter_NewBusinessIntake_Akerman.docx
+++ b/Myeisha_Cheek_CoverLetter_NewBusinessIntake_Akerman.docx
@@ -142,7 +142,7 @@
           <w:color w:val="000000"/>
           <w:sz w:val="24"/>
         </w:rPr>
-        <w:t>In my current position at Cattie and Gonzalez, PLLC, I manage the full client intake workflow for a law firm. I review intake forms and supporting documentation for accuracy and completeness, enter and maintain client and matter data in Litify across firm systems, and communicate directly with attorneys and legal staff regarding outstanding documentation and intake status. I track the intake queue, follow up on outstanding requests, and ensure all required materials are in place before matters are opened. I understand how critical it is to get intake right — errors at this stage create problems throughout the entire life of a matter — and I take that responsibility seriously.</w:t>
+        <w:t>In my current position at Cattie and Gonzalez, PLLC — a Charlotte firm specializing in Medicare Secondary Payer law — I manage the full client intake workflow. I review intake forms and supporting documentation for accuracy and completeness, enter and maintain client and matter data in Litify across firm systems, and communicate directly with attorneys and legal staff regarding outstanding documentation and intake status. I track the intake queue, follow up on outstanding requests, and ensure all required materials are in place before matters are opened. I understand how critical it is to get intake right — errors at this stage create problems throughout the entire life of a matter — and I take that responsibility seriously.</w:t>
       </w:r>
     </w:p>
     <w:p>

--- a/Myeisha_Cheek_CoverLetter_NewBusinessIntake_Akerman.docx
+++ b/Myeisha_Cheek_CoverLetter_NewBusinessIntake_Akerman.docx
@@ -127,7 +127,7 @@
           <w:color w:val="000000"/>
           <w:sz w:val="24"/>
         </w:rPr>
-        <w:t>I am writing to apply for the New Business Intake Analyst position in Akerman's New Business Intake Department. With over five years of experience in law firm environments and a current role as a Client Intake Coordinator, I am well prepared to contribute to your team and support the accurate, efficient processing of new business intake requests from day one.</w:t>
+        <w:t>I am writing to apply for the New Business Intake Analyst position at Akerman. My current title is Client Intake Coordinator, and when I read your job description, I recognized what you are looking for because it is what I do every day — with the same emphasis on accuracy, completeness, and moving requests through the pipeline without errors or delays.</w:t>
       </w:r>
     </w:p>
     <w:p>
@@ -142,7 +142,7 @@
           <w:color w:val="000000"/>
           <w:sz w:val="24"/>
         </w:rPr>
-        <w:t>In my current position at Cattie and Gonzalez, PLLC — a Charlotte firm specializing in Medicare Secondary Payer law — I manage the full client intake workflow. I review intake forms and supporting documentation for accuracy and completeness, enter and maintain client and matter data in Litify across firm systems, and communicate directly with attorneys and legal staff regarding outstanding documentation and intake status. I track the intake queue, follow up on outstanding requests, and ensure all required materials are in place before matters are opened. I understand how critical it is to get intake right — errors at this stage create problems throughout the entire life of a matter — and I take that responsibility seriously.</w:t>
+        <w:t>At Cattie and Gonzalez, PLLC, a Medicare Secondary Payer law firm in Charlotte, I manage the full intake workflow for new and existing client matters. I review intake forms and supporting documentation to verify that everything required is present and correct before the matter moves forward. I enter and maintain client and matter data in Litify, communicate directly with attorneys and legal staff regarding missing or outstanding documentation, and follow up on everything in the queue until it is resolved. I understand that intake is not just administrative work — it is the foundation of every matter that opens in a firm, and if it is done wrong at the start, problems follow the case all the way through. That understanding shapes how carefully I approach every request.</w:t>
       </w:r>
     </w:p>
     <w:p>
@@ -157,7 +157,7 @@
           <w:color w:val="000000"/>
           <w:sz w:val="24"/>
         </w:rPr>
-        <w:t>Prior to this role, I worked as a Litigation Paralegal at the Department of Social Services and as a Juvenile Drug Court Program Coordinator, both of which required careful records management, data entry, and coordination with attorneys and legal staff across multiple active matters. These roles strengthened my ability to process high volumes of information accurately and efficiently under tight deadlines.</w:t>
+        <w:t>What makes me a strong fit for Akerman specifically is the scale and precision this role requires. I am comfortable working in a high-volume, deadline-driven environment where accuracy is non-negotiable. I have spent five years in legal settings where the details matter enormously, including as a Litigation Paralegal at the Department of Social Services and as a Juvenile Drug Court Program Coordinator, both of which required careful records management and consistent follow-through across multiple simultaneous matters. I type 65+ WPM, am proficient in Microsoft Office Suite, Litify, and Adobe Acrobat, and I adapt quickly to new systems and processes.</w:t>
       </w:r>
     </w:p>
     <w:p>
@@ -172,7 +172,7 @@
           <w:color w:val="000000"/>
           <w:sz w:val="24"/>
         </w:rPr>
-        <w:t>I type 65+ WPM, am proficient in Microsoft Office Suite, Litify, and Adobe Acrobat, and am comfortable working independently or as part of a larger team. I am also completing a Master of Legal Studies at Wake Forest University School of Law. My salary requirements are in the range of $55,000–$65,000, and I would welcome the opportunity to discuss how my experience aligns with Akerman's needs.</w:t>
+        <w:t>I am also completing a Master of Legal Studies at Wake Forest University School of Law. My salary requirements are in the range of $55,000–$65,000. I would welcome the opportunity to bring my intake expertise and attention to detail to Akerman's New Business Intake team.</w:t>
       </w:r>
     </w:p>
     <w:p>
@@ -187,7 +187,7 @@
           <w:color w:val="000000"/>
           <w:sz w:val="24"/>
         </w:rPr>
-        <w:t>Thank you for your consideration. I look forward to speaking with you.</w:t>
+        <w:t>Thank you for your consideration. I look forward to hearing from you.</w:t>
       </w:r>
     </w:p>
     <w:p>

--- a/Myeisha_Cheek_CoverLetter_NewBusinessIntake_Akerman.docx
+++ b/Myeisha_Cheek_CoverLetter_NewBusinessIntake_Akerman.docx
@@ -127,7 +127,7 @@
           <w:color w:val="000000"/>
           <w:sz w:val="24"/>
         </w:rPr>
-        <w:t>I am writing to apply for the New Business Intake Analyst position at Akerman. My current title is Client Intake Coordinator, and when I read your job description, I recognized what you are looking for because it is what I do every day — with the same emphasis on accuracy, completeness, and moving requests through the pipeline without errors or delays.</w:t>
+        <w:t>I am writing to apply for the New Business Intake Analyst position at Akerman LLP. My current title is Client Intake Coordinator, and when I read through your job description, I was struck by how closely it mirrors what I do every day. This is not a role I am pivoting toward — it is a role that reflects the work I have already built expertise in, at a firm that would allow me to apply that expertise at a significantly higher level.</w:t>
       </w:r>
     </w:p>
     <w:p>
@@ -142,7 +142,7 @@
           <w:color w:val="000000"/>
           <w:sz w:val="24"/>
         </w:rPr>
-        <w:t>At Cattie and Gonzalez, PLLC, a Medicare Secondary Payer law firm in Charlotte, I manage the full intake workflow for new and existing client matters. I review intake forms and supporting documentation to verify that everything required is present and correct before the matter moves forward. I enter and maintain client and matter data in Litify, communicate directly with attorneys and legal staff regarding missing or outstanding documentation, and follow up on everything in the queue until it is resolved. I understand that intake is not just administrative work — it is the foundation of every matter that opens in a firm, and if it is done wrong at the start, problems follow the case all the way through. That understanding shapes how carefully I approach every request.</w:t>
+        <w:t>At Cattie and Gonzalez, PLLC, a Medicare Secondary Payer law firm in Charlotte, I manage the full intake workflow for new and existing client matters. I review incoming intake forms and supporting documentation to verify that all required materials are present, accurate, and complete before a matter moves forward. I enter and maintain client and matter data in Litify, which filters into other firm systems — a process directly parallel to the conflicts database and firm system workflow you describe. I communicate with attorneys and legal staff about missing documentation, follow up on outstanding items in the intake queue, and make sure every matter is opened correctly and efficiently. I understand that intake is the foundation of every case that enters a firm, and that if it is handled carelessly, the problems that result can follow a matter for its entire life. That understanding is what drives the level of care I bring to every request I process.</w:t>
       </w:r>
     </w:p>
     <w:p>
@@ -157,7 +157,7 @@
           <w:color w:val="000000"/>
           <w:sz w:val="24"/>
         </w:rPr>
-        <w:t>What makes me a strong fit for Akerman specifically is the scale and precision this role requires. I am comfortable working in a high-volume, deadline-driven environment where accuracy is non-negotiable. I have spent five years in legal settings where the details matter enormously, including as a Litigation Paralegal at the Department of Social Services and as a Juvenile Drug Court Program Coordinator, both of which required careful records management and consistent follow-through across multiple simultaneous matters. I type 65+ WPM, am proficient in Microsoft Office Suite, Litify, and Adobe Acrobat, and I adapt quickly to new systems and processes.</w:t>
+        <w:t>Before my current role, I spent two years as a Litigation Paralegal at the Department of Social Services, where I managed complex case files, performed data entry and records review, coordinated with attorneys and legal staff across multiple simultaneous matters, and maintained strict confidentiality with sensitive information. That experience gave me a strong understanding of how legal information flows through a large organization and the importance of getting every detail right at the point of entry.</w:t>
       </w:r>
     </w:p>
     <w:p>
@@ -172,7 +172,7 @@
           <w:color w:val="000000"/>
           <w:sz w:val="24"/>
         </w:rPr>
-        <w:t>I am also completing a Master of Legal Studies at Wake Forest University School of Law. My salary requirements are in the range of $55,000–$65,000. I would welcome the opportunity to bring my intake expertise and attention to detail to Akerman's New Business Intake team.</w:t>
+        <w:t>My time as a Juvenile Drug Court Program Coordinator at the Fifth Judicial Circuit Solicitor's Office also contributed directly to the skills this role requires. I managed onboarding and intake processes for new program participants, tracked compliance and documentation requirements across multiple parties, and followed up consistently to make sure nothing fell through the cracks. Working in a government legal office at that level taught me how to operate in a high-volume, high-accountability environment where accuracy and timeliness are non-negotiable.</w:t>
       </w:r>
     </w:p>
     <w:p>
@@ -187,7 +187,22 @@
           <w:color w:val="000000"/>
           <w:sz w:val="24"/>
         </w:rPr>
-        <w:t>Thank you for your consideration. I look forward to hearing from you.</w:t>
+        <w:t>I type 65+ WPM, am proficient in Microsoft Office Suite, Litify, and Adobe Acrobat, and adapt quickly to new systems and processes. I am also completing a Master of Legal Studies at Wake Forest University School of Law. My salary requirements are in the range of $55,000–$65,000. I am confident that my intake experience, legal background, and attention to detail would make me a strong contributor to Akerman's New Business Intake team.</w:t>
+      </w:r>
+    </w:p>
+    <w:p>
+      <w:pPr>
+        <w:spacing w:before="0" w:after="60"/>
+        <w:jc w:val="left"/>
+      </w:pPr>
+      <w:r>
+        <w:rPr>
+          <w:rFonts w:ascii="Times New Roman" w:hAnsi="Times New Roman"/>
+          <w:b w:val="0"/>
+          <w:color w:val="000000"/>
+          <w:sz w:val="24"/>
+        </w:rPr>
+        <w:t>Thank you for your time and consideration. I look forward to speaking with you.</w:t>
       </w:r>
     </w:p>
     <w:p>

--- a/Myeisha_Cheek_CoverLetter_NewBusinessIntake_Akerman.docx
+++ b/Myeisha_Cheek_CoverLetter_NewBusinessIntake_Akerman.docx
@@ -187,7 +187,7 @@
           <w:color w:val="000000"/>
           <w:sz w:val="24"/>
         </w:rPr>
-        <w:t>I type 65+ WPM, am proficient in Microsoft Office Suite, Litify, and Adobe Acrobat, and adapt quickly to new systems and processes. I am also completing a Master of Legal Studies at Wake Forest University School of Law. My salary requirements are in the range of $55,000–$65,000. I am confident that my intake experience, legal background, and attention to detail would make me a strong contributor to Akerman's New Business Intake team.</w:t>
+        <w:t>I type 65+ WPM, am proficient in Microsoft Office Suite, Litify, and Adobe Acrobat, and adapt quickly to new systems and processes. I am also completing a Master of Legal Studies at Wake Forest University School of Law. For an intake role at a firm of Akerman's scale and complexity, that academic background matters — it has given me a stronger understanding of legal ethics, conflicts principles, and the regulatory frameworks that govern how law firms open and manage client matters. That means I do not just process intake forms mechanically — I understand why the requirements exist and what happens when they are not met. My salary requirements are in the range of $55,000–$65,000. I am confident that my intake experience, legal background, and attention to detail would make me a strong contributor to Akerman's New Business Intake team.</w:t>
       </w:r>
     </w:p>
     <w:p>
